--- a/Rodrigo/DevOps/Rodrigo Fernandez.docx
+++ b/Rodrigo/DevOps/Rodrigo Fernandez.docx
@@ -127,7 +127,7 @@
         <w:rPr>
           <w:szCs w:val="24"/>
         </w:rPr>
-        <w:t>www.linkedin.com/in/rodrigobermejo-fernández-9a5a0664</w:t>
+        <w:t>https://www.linkedin.com/in/rodrigo-bermejo-fern%C3%A1ndez-9a5a0664/</w:t>
       </w:r>
       <w:r>
         <w:rPr>
@@ -411,6 +411,7 @@
           <w:numId w:val="8"/>
         </w:numPr>
         <w:spacing w:before="100" w:beforeAutospacing="1" w:after="100" w:afterAutospacing="1"/>
+        <w:jc w:val="both"/>
         <w:rPr>
           <w:szCs w:val="24"/>
         </w:rPr>
@@ -479,6 +480,7 @@
           <w:numId w:val="8"/>
         </w:numPr>
         <w:spacing w:before="100" w:beforeAutospacing="1" w:after="100" w:afterAutospacing="1"/>
+        <w:jc w:val="both"/>
         <w:rPr>
           <w:szCs w:val="24"/>
         </w:rPr>
@@ -561,6 +563,7 @@
           <w:numId w:val="8"/>
         </w:numPr>
         <w:spacing w:before="100" w:beforeAutospacing="1" w:after="100" w:afterAutospacing="1"/>
+        <w:jc w:val="both"/>
         <w:rPr>
           <w:szCs w:val="24"/>
         </w:rPr>
@@ -629,6 +632,7 @@
           <w:numId w:val="8"/>
         </w:numPr>
         <w:spacing w:before="100" w:beforeAutospacing="1" w:after="100" w:afterAutospacing="1"/>
+        <w:jc w:val="both"/>
         <w:rPr>
           <w:szCs w:val="24"/>
         </w:rPr>
@@ -707,6 +711,7 @@
           <w:numId w:val="8"/>
         </w:numPr>
         <w:spacing w:before="100" w:beforeAutospacing="1" w:after="100" w:afterAutospacing="1"/>
+        <w:jc w:val="both"/>
         <w:rPr>
           <w:szCs w:val="24"/>
         </w:rPr>
@@ -799,6 +804,7 @@
           <w:numId w:val="8"/>
         </w:numPr>
         <w:spacing w:before="100" w:beforeAutospacing="1" w:after="100" w:afterAutospacing="1"/>
+        <w:jc w:val="both"/>
         <w:rPr>
           <w:szCs w:val="24"/>
         </w:rPr>
@@ -843,6 +849,7 @@
           <w:numId w:val="8"/>
         </w:numPr>
         <w:spacing w:before="100" w:beforeAutospacing="1" w:after="100" w:afterAutospacing="1"/>
+        <w:jc w:val="both"/>
         <w:rPr>
           <w:szCs w:val="24"/>
         </w:rPr>
@@ -897,6 +904,7 @@
           <w:numId w:val="8"/>
         </w:numPr>
         <w:spacing w:before="100" w:beforeAutospacing="1" w:after="100" w:afterAutospacing="1"/>
+        <w:jc w:val="both"/>
         <w:rPr>
           <w:szCs w:val="24"/>
         </w:rPr>
@@ -1145,21 +1153,7 @@
         <w:rPr>
           <w:szCs w:val="24"/>
         </w:rPr>
-        <w:t xml:space="preserve">, Route 53, and EKS node groups, reducing new environment provisioning time by </w:t>
-      </w:r>
-      <w:r>
-        <w:rPr>
-          <w:b/>
-          <w:bCs/>
-          <w:szCs w:val="24"/>
-        </w:rPr>
-        <w:t>62%</w:t>
-      </w:r>
-      <w:r>
-        <w:rPr>
-          <w:szCs w:val="24"/>
-        </w:rPr>
-        <w:t xml:space="preserve"> while keeping naming, tagging, and policy rules consistent.</w:t>
+        <w:t>, Route 53, and EKS node groups, reducing new environment provisioning time while keeping naming, tagging, and policy rules consistent.</w:t>
       </w:r>
     </w:p>
     <w:p>
@@ -1220,21 +1214,7 @@
         <w:rPr>
           <w:szCs w:val="24"/>
         </w:rPr>
-        <w:t xml:space="preserve">, container scanning, branch protection, approval gates, and blue-green release patterns that reduced failed production deployments by </w:t>
-      </w:r>
-      <w:r>
-        <w:rPr>
-          <w:b/>
-          <w:bCs/>
-          <w:szCs w:val="24"/>
-        </w:rPr>
-        <w:t>38%</w:t>
-      </w:r>
-      <w:r>
-        <w:rPr>
-          <w:szCs w:val="24"/>
-        </w:rPr>
-        <w:t>.</w:t>
+        <w:t>, container scanning, branch protection, approval gates, and blue-green release patterns that reduced failed production deployments.</w:t>
       </w:r>
     </w:p>
     <w:p>
@@ -1707,10 +1687,12 @@
           <w:numId w:val="24"/>
         </w:numPr>
         <w:spacing w:before="100" w:beforeAutospacing="1" w:after="100" w:afterAutospacing="1"/>
-        <w:rPr>
-          <w:szCs w:val="24"/>
-        </w:rPr>
-      </w:pPr>
+        <w:jc w:val="both"/>
+        <w:rPr>
+          <w:szCs w:val="24"/>
+        </w:rPr>
+      </w:pPr>
+      <w:bookmarkStart w:id="0" w:name="_GoBack"/>
       <w:r>
         <w:rPr>
           <w:szCs w:val="24"/>
@@ -1871,6 +1853,7 @@
           <w:numId w:val="24"/>
         </w:numPr>
         <w:spacing w:before="100" w:beforeAutospacing="1" w:after="100" w:afterAutospacing="1"/>
+        <w:jc w:val="both"/>
         <w:rPr>
           <w:szCs w:val="24"/>
         </w:rPr>
@@ -1903,6 +1886,7 @@
           <w:numId w:val="24"/>
         </w:numPr>
         <w:spacing w:before="100" w:beforeAutospacing="1" w:after="100" w:afterAutospacing="1"/>
+        <w:jc w:val="both"/>
         <w:rPr>
           <w:szCs w:val="24"/>
         </w:rPr>
@@ -1935,6 +1919,7 @@
           <w:numId w:val="24"/>
         </w:numPr>
         <w:spacing w:before="100" w:beforeAutospacing="1" w:after="100" w:afterAutospacing="1"/>
+        <w:jc w:val="both"/>
         <w:rPr>
           <w:szCs w:val="24"/>
         </w:rPr>
@@ -1991,6 +1976,7 @@
           <w:numId w:val="24"/>
         </w:numPr>
         <w:spacing w:before="100" w:beforeAutospacing="1" w:after="100" w:afterAutospacing="1"/>
+        <w:jc w:val="both"/>
         <w:rPr>
           <w:szCs w:val="24"/>
         </w:rPr>
@@ -2009,6 +1995,7 @@
           <w:numId w:val="24"/>
         </w:numPr>
         <w:spacing w:before="100" w:beforeAutospacing="1" w:after="100" w:afterAutospacing="1"/>
+        <w:jc w:val="both"/>
         <w:rPr>
           <w:szCs w:val="24"/>
         </w:rPr>
@@ -2069,6 +2056,7 @@
           <w:numId w:val="24"/>
         </w:numPr>
         <w:spacing w:before="100" w:beforeAutospacing="1" w:after="100" w:afterAutospacing="1"/>
+        <w:jc w:val="both"/>
         <w:rPr>
           <w:szCs w:val="24"/>
         </w:rPr>
@@ -2101,6 +2089,7 @@
           <w:numId w:val="24"/>
         </w:numPr>
         <w:spacing w:before="100" w:beforeAutospacing="1" w:after="100" w:afterAutospacing="1"/>
+        <w:jc w:val="both"/>
         <w:rPr>
           <w:szCs w:val="24"/>
         </w:rPr>
@@ -2133,6 +2122,7 @@
           <w:numId w:val="24"/>
         </w:numPr>
         <w:spacing w:before="100" w:beforeAutospacing="1" w:after="100" w:afterAutospacing="1"/>
+        <w:jc w:val="both"/>
         <w:rPr>
           <w:szCs w:val="24"/>
         </w:rPr>
@@ -2165,6 +2155,7 @@
           <w:numId w:val="24"/>
         </w:numPr>
         <w:spacing w:before="100" w:beforeAutospacing="1" w:after="100" w:afterAutospacing="1"/>
+        <w:jc w:val="both"/>
         <w:rPr>
           <w:szCs w:val="24"/>
         </w:rPr>
@@ -2197,6 +2188,7 @@
           <w:numId w:val="24"/>
         </w:numPr>
         <w:spacing w:before="100" w:beforeAutospacing="1" w:after="100" w:afterAutospacing="1"/>
+        <w:jc w:val="both"/>
         <w:rPr>
           <w:szCs w:val="24"/>
         </w:rPr>
@@ -2278,6 +2270,7 @@
         <w:t xml:space="preserve"> to unblock teams during urgent delivery cycles.</w:t>
       </w:r>
     </w:p>
+    <w:bookmarkEnd w:id="0"/>
     <w:p>
       <w:pPr>
         <w:numPr>
@@ -2511,21 +2504,7 @@
         <w:rPr>
           <w:szCs w:val="24"/>
         </w:rPr>
-        <w:t xml:space="preserve"> roles, reducing manual configuration mistakes by </w:t>
-      </w:r>
-      <w:r>
-        <w:rPr>
-          <w:b/>
-          <w:bCs/>
-          <w:szCs w:val="24"/>
-        </w:rPr>
-        <w:t>36%</w:t>
-      </w:r>
-      <w:r>
-        <w:rPr>
-          <w:szCs w:val="24"/>
-        </w:rPr>
-        <w:t xml:space="preserve"> across shared staging and production environments.</w:t>
+        <w:t xml:space="preserve"> roles, reducing manual configuration mistakes across shared staging and production environments.</w:t>
       </w:r>
     </w:p>
     <w:p>
@@ -2644,21 +2623,7 @@
         <w:rPr>
           <w:szCs w:val="24"/>
         </w:rPr>
-        <w:t xml:space="preserve"> and rollback folders that improved release consistency by </w:t>
-      </w:r>
-      <w:r>
-        <w:rPr>
-          <w:b/>
-          <w:bCs/>
-          <w:szCs w:val="24"/>
-        </w:rPr>
-        <w:t>44%</w:t>
-      </w:r>
-      <w:r>
-        <w:rPr>
-          <w:szCs w:val="24"/>
-        </w:rPr>
-        <w:t>.</w:t>
+        <w:t xml:space="preserve"> and rollback folders that improved release consistency.</w:t>
       </w:r>
     </w:p>
     <w:p>
@@ -3070,15 +3035,7 @@
         <w:rPr>
           <w:szCs w:val="24"/>
         </w:rPr>
-        <w:t>Built Bash scripts for backu</w:t>
-      </w:r>
-      <w:bookmarkStart w:id="0" w:name="_GoBack"/>
-      <w:bookmarkEnd w:id="0"/>
-      <w:r>
-        <w:rPr>
-          <w:szCs w:val="24"/>
-        </w:rPr>
-        <w:t xml:space="preserve">p rotation, file synchronization, process checks, and deployment preparation, reducing routine operational work by </w:t>
+        <w:t xml:space="preserve">Built Bash scripts for backup rotation, file synchronization, process checks, and deployment preparation, reducing routine operational work by </w:t>
       </w:r>
       <w:r>
         <w:rPr>

--- a/Rodrigo/DevOps/Rodrigo Fernandez.docx
+++ b/Rodrigo/DevOps/Rodrigo Fernandez.docx
@@ -103,6 +103,11 @@
           <w:szCs w:val="24"/>
         </w:rPr>
         <w:br/>
+      </w:r>
+      <w:r>
+        <w:rPr>
+          <w:szCs w:val="24"/>
+        </w:rPr>
         <w:t xml:space="preserve">Katy, Texas </w:t>
       </w:r>
       <w:r>
@@ -115,13 +120,19 @@
         <w:rPr>
           <w:szCs w:val="24"/>
         </w:rPr>
-        <w:t>+1 (407) 801-1287</w:t>
-      </w:r>
-      <w:r>
-        <w:rPr>
-          <w:szCs w:val="24"/>
-        </w:rPr>
-        <w:t xml:space="preserve"> | </w:t>
+        <w:t>+</w:t>
+      </w:r>
+      <w:r>
+        <w:rPr>
+          <w:szCs w:val="24"/>
+        </w:rPr>
+        <w:t>1 (430) 279-2231</w:t>
+      </w:r>
+      <w:r>
+        <w:rPr>
+          <w:szCs w:val="24"/>
+        </w:rPr>
+        <w:t xml:space="preserve">| </w:t>
       </w:r>
       <w:r>
         <w:rPr>
@@ -133,7 +144,7 @@
         <w:rPr>
           <w:szCs w:val="24"/>
         </w:rPr>
-        <w:t xml:space="preserve"> | </w:t>
+        <w:t xml:space="preserve">| </w:t>
       </w:r>
       <w:r>
         <w:rPr>
@@ -141,6 +152,8 @@
         </w:rPr>
         <w:t>rodrigobfdev@gmail.com</w:t>
       </w:r>
+      <w:bookmarkStart w:id="0" w:name="_GoBack"/>
+      <w:bookmarkEnd w:id="0"/>
     </w:p>
     <w:p>
       <w:pPr>
@@ -1692,7 +1705,6 @@
           <w:szCs w:val="24"/>
         </w:rPr>
       </w:pPr>
-      <w:bookmarkStart w:id="0" w:name="_GoBack"/>
       <w:r>
         <w:rPr>
           <w:szCs w:val="24"/>
@@ -2270,7 +2282,6 @@
         <w:t xml:space="preserve"> to unblock teams during urgent delivery cycles.</w:t>
       </w:r>
     </w:p>
-    <w:bookmarkEnd w:id="0"/>
     <w:p>
       <w:pPr>
         <w:numPr>
